--- a/docs/transferai-prospection/packs-entreprises-cibles-2026-07/SMB/MiniCatalogue_SMB_2026-07-07.docx
+++ b/docs/transferai-prospection/packs-entreprises-cibles-2026-07/SMB/MiniCatalogue_SMB_2026-07-07.docx
@@ -3091,7 +3091,7 @@
           <w:bCs/>
           <w:color w:val="10263F"/>
         </w:rPr>
-        <w:t xml:space="preserve">Soulemane Konate</w:t>
+        <w:t xml:space="preserve">Casimir Kassi Beda</w:t>
       </w:r>
     </w:p>
     <w:p>
@@ -3104,7 +3104,7 @@
           <w:sz w:val="18"/>
           <w:szCs w:val="18"/>
         </w:rPr>
-        <w:t xml:space="preserve">Directeur IA &amp; Innovation</w:t>
+        <w:t xml:space="preserve">Directeur Général</w:t>
       </w:r>
     </w:p>
     <w:p>
@@ -3117,7 +3117,7 @@
           <w:bCs/>
           <w:color w:val="10263F"/>
         </w:rPr>
-        <w:t xml:space="preserve">Medard Sery</w:t>
+        <w:t xml:space="preserve">Marius Ayoro</w:t>
       </w:r>
     </w:p>
     <w:p>
@@ -3130,7 +3130,7 @@
           <w:sz w:val="18"/>
           <w:szCs w:val="18"/>
         </w:rPr>
-        <w:t xml:space="preserve">Consultant expert · Data engineering, cloud &amp; plateformes IA</w:t>
+        <w:t xml:space="preserve">Directeur Développement &amp; Partenariats</w:t>
       </w:r>
     </w:p>
     <w:sectPr>

--- a/docs/transferai-prospection/packs-entreprises-cibles-2026-07/SMB/MiniCatalogue_SMB_2026-07-07.docx
+++ b/docs/transferai-prospection/packs-entreprises-cibles-2026-07/SMB/MiniCatalogue_SMB_2026-07-07.docx
@@ -44,7 +44,7 @@
           <w:sz w:val="22"/>
           <w:szCs w:val="22"/>
         </w:rPr>
-        <w:t xml:space="preserve">Direction Générale, Direction des Systèmes d'Information et production — Société Multi-Brasseries</w:t>
+        <w:t xml:space="preserve">Direction Générale, Direction des Systèmes d'Information et production — Société Multinationale de Bitumes</w:t>
       </w:r>
     </w:p>
     <w:p>
@@ -60,7 +60,7 @@
         <w:spacing w:after="120"/>
       </w:pPr>
       <w:r>
-        <w:t xml:space="preserve">La SMB cherche à renforcer la continuité de ses systèmes d'information, la lisibilité de ses KPI de production et la rigueur de son suivi qualité. TransferAI Africa propose une démarche de service : un audit pour qualifier les priorités, une formation ciblée des dirigeants et des équipes, puis un accompagnement de mise en pratique sur 90 jours.</w:t>
+        <w:t xml:space="preserve">La SMB cherche à renforcer la continuité de ses systèmes d'information, la rigueur de son suivi qualité en production et la fluidité de sa coordination sur ses marchés régionaux. TransferAI Africa propose une démarche de service : un audit pour qualifier les priorités, une formation ciblée des dirigeants et des équipes, puis un accompagnement de mise en pratique sur 90 jours.</w:t>
       </w:r>
     </w:p>
     <w:p>
@@ -84,7 +84,7 @@
         <w:spacing w:after="120"/>
       </w:pPr>
       <w:r>
-        <w:t xml:space="preserve">La SMB (Société Multi-Brasseries) opère dans un environnement de production industrielle où la continuité des systèmes d'information, la qualité et la standardisation des procédures sont critiques.</w:t>
+        <w:t xml:space="preserve">La SMB (Société Multinationale de Bitumes) raffine du pétrole brut par distillation directe pour produire et commercialiser du bitume routier, utilisé dans les grands programmes routiers de Côte d'Ivoire et de la sous-région (Mali, Burkina Faso, Niger). Seule entreprise de son secteur en Afrique de l'Ouest, elle est cotée à la BRVM (ticker SMBC).</w:t>
       </w:r>
     </w:p>
     <w:p>
@@ -92,7 +92,7 @@
         <w:spacing w:after="120"/>
       </w:pPr>
       <w:r>
-        <w:t xml:space="preserve">Les fonctions les plus concernées par une meilleure exploitation de l'IA sont, à ce stade et sous réserve de confirmation lors de l'audit : la Direction des Systèmes d'Information, la production, la qualité et la Direction Générale pour le pilotage de l'activité.</w:t>
+        <w:t xml:space="preserve">Les fonctions les plus concernées par une meilleure exploitation de l'IA sont, à ce stade et sous réserve de confirmation lors de l'audit : la Direction des Systèmes d'Information, la production et le contrôle qualité, la coordination logistique régionale, ainsi que la finance et la communication aux actionnaires.</w:t>
       </w:r>
     </w:p>
     <w:p>
@@ -100,7 +100,7 @@
         <w:spacing w:after="120"/>
       </w:pPr>
       <w:r>
-        <w:t xml:space="preserve">Le sujet mérite d'être traité maintenant parce que la charge de tickets répétitifs et de reporting manuel mobilise du temps d'expert qui pourrait être réorienté vers des sujets à plus forte valeur.</w:t>
+        <w:t xml:space="preserve">Le sujet mérite d'être traité maintenant parce que la charge de tickets répétitifs, le suivi qualité dispersé et la multiplication des documents de transport régionaux mobilisent un temps d'expert qui pourrait être réorienté vers des sujets à plus forte valeur.</w:t>
       </w:r>
     </w:p>
     <w:p>
@@ -134,7 +134,7 @@
         <w:spacing w:after="60"/>
       </w:pPr>
       <w:r>
-        <w:t xml:space="preserve">KPI de production techniques et peu commentés, difficiles à transformer en décisions rapides pour la direction.</w:t>
+        <w:t xml:space="preserve">Contrôle qualité des lots de bitume et suivi de la distillation reposant sur des relevés dispersés entre équipes.</w:t>
       </w:r>
     </w:p>
     <w:p>
@@ -147,7 +147,7 @@
         <w:spacing w:after="60"/>
       </w:pPr>
       <w:r>
-        <w:t xml:space="preserve">Qualité et incidents suivis dans des circuits dispersés, avec un risque de correction tardive.</w:t>
+        <w:t xml:space="preserve">Distribution vers 4 pays (Côte d'Ivoire, Mali, Burkina Faso, Niger) multipliant les documents de transport et de douane.</w:t>
       </w:r>
     </w:p>
     <w:p>
@@ -160,7 +160,7 @@
         <w:spacing w:after="60"/>
       </w:pPr>
       <w:r>
-        <w:t xml:space="preserve">Procédures et standards de travail hétérogènes, difficiles à mettre à jour et diffuser sur tous les sites.</w:t>
+        <w:t xml:space="preserve">En tant que société cotée à la BRVM, communications financières et notes aux actionnaires préparées manuellement.</w:t>
       </w:r>
     </w:p>
     <w:p>
@@ -189,7 +189,7 @@
         <w:spacing w:after="120"/>
       </w:pPr>
       <w:r>
-        <w:t xml:space="preserve">Ces cas d'usage restent des hypothèses de travail à confirmer et prioriser lors de l'audit. Les deux premiers s'appuient sur un travail de modélisation déjà réalisé par TransferAI pour une Direction Informatique en contexte industriel comparable.</w:t>
+        <w:t xml:space="preserve">Ces cas d'usage restent des hypothèses de travail à confirmer et prioriser lors de l'audit. Le premier s'appuie sur un travail de modélisation déjà réalisé par TransferAI pour une Direction Informatique en contexte industriel comparable.</w:t>
       </w:r>
     </w:p>
     <w:p>
@@ -271,7 +271,7 @@
           <w:sz w:val="22"/>
           <w:szCs w:val="22"/>
         </w:rPr>
-        <w:t xml:space="preserve">Reporting production automatisé</w:t>
+        <w:t xml:space="preserve">Suivi qualité et production du bitume</w:t>
       </w:r>
     </w:p>
     <w:p>
@@ -287,7 +287,7 @@
         <w:t xml:space="preserve">Avant : </w:t>
       </w:r>
       <w:r>
-        <w:t xml:space="preserve">Chiffres de production existants mais longs à commenter et transformer en décisions.</w:t>
+        <w:t xml:space="preserve">Contrôle qualité et suivi de distillation reposant sur des relevés dispersés.</w:t>
       </w:r>
     </w:p>
     <w:p>
@@ -303,7 +303,7 @@
         <w:t xml:space="preserve">Après : </w:t>
       </w:r>
       <w:r>
-        <w:t xml:space="preserve">Synthèses et commentaires de tendances de production accélérés et diffusés à la direction.</w:t>
+        <w:t xml:space="preserve">Signaux de production et de qualité consolidés plus tôt pour anticiper les écarts, avant arbitrage humain.</w:t>
       </w:r>
     </w:p>
     <w:p>
@@ -323,7 +323,7 @@
           <w:i/>
           <w:iCs/>
         </w:rPr>
-        <w:t xml:space="preserve">Temps de production du rapport ; délai de diffusion</w:t>
+        <w:t xml:space="preserve">Délai de détection ; écarts qualité traités tôt</w:t>
       </w:r>
     </w:p>
     <w:p>
@@ -338,7 +338,7 @@
           <w:sz w:val="22"/>
           <w:szCs w:val="22"/>
         </w:rPr>
-        <w:t xml:space="preserve">Qualité et incidents</w:t>
+        <w:t xml:space="preserve">Coordination logistique régionale</w:t>
       </w:r>
     </w:p>
     <w:p>
@@ -354,7 +354,7 @@
         <w:t xml:space="preserve">Avant : </w:t>
       </w:r>
       <w:r>
-        <w:t xml:space="preserve">Remontées terrain et vigilance qualité suivies dans des circuits séparés.</w:t>
+        <w:t xml:space="preserve">Distribution vers 4 pays multipliant les documents de transport et de douane.</w:t>
       </w:r>
     </w:p>
     <w:p>
@@ -370,7 +370,7 @@
         <w:t xml:space="preserve">Après : </w:t>
       </w:r>
       <w:r>
-        <w:t xml:space="preserve">Signaux utiles consolidés plus tôt pour correction ciblée, avant arbitrage humain.</w:t>
+        <w:t xml:space="preserve">Suivi documentaire et logistique plus lisible sur l'ensemble des marchés régionaux.</w:t>
       </w:r>
     </w:p>
     <w:p>
@@ -390,7 +390,7 @@
           <w:i/>
           <w:iCs/>
         </w:rPr>
-        <w:t xml:space="preserve">Délai de détection ; incidents qualité traités tôt</w:t>
+        <w:t xml:space="preserve">Délai de traitement documentaire ; visibilité multi-pays</w:t>
       </w:r>
     </w:p>
     <w:p>
@@ -405,7 +405,7 @@
           <w:sz w:val="22"/>
           <w:szCs w:val="22"/>
         </w:rPr>
-        <w:t xml:space="preserve">Documentation de poste harmonisée</w:t>
+        <w:t xml:space="preserve">Reporting financier et communication BRVM</w:t>
       </w:r>
     </w:p>
     <w:p>
@@ -421,7 +421,7 @@
         <w:t xml:space="preserve">Avant : </w:t>
       </w:r>
       <w:r>
-        <w:t xml:space="preserve">Standards de travail difficiles à mettre à jour et diffuser sur tous les sites.</w:t>
+        <w:t xml:space="preserve">Communications financières réglementaires préparées manuellement.</w:t>
       </w:r>
     </w:p>
     <w:p>
@@ -437,7 +437,7 @@
         <w:t xml:space="preserve">Après : </w:t>
       </w:r>
       <w:r>
-        <w:t xml:space="preserve">Génération assistée de procédures, recherche sémantique dans la base documentaire.</w:t>
+        <w:t xml:space="preserve">Synthèses financières et notes aux actionnaires plus rapides et homogènes.</w:t>
       </w:r>
     </w:p>
     <w:p>
@@ -457,7 +457,7 @@
           <w:i/>
           <w:iCs/>
         </w:rPr>
-        <w:t xml:space="preserve">Couverture documentaire ; délai de mise à jour</w:t>
+        <w:t xml:space="preserve">Délai de préparation ; homogénéité des communications</w:t>
       </w:r>
     </w:p>
     <w:p>
@@ -496,7 +496,7 @@
         <w:t xml:space="preserve">J+0 — Audit, cadrage et priorisation : </w:t>
       </w:r>
       <w:r>
-        <w:t xml:space="preserve">identifier les flux prioritaires (support IT, reporting production, qualité) et les équipes à mobiliser.</w:t>
+        <w:t xml:space="preserve">identifier les flux prioritaires (support IT, qualité du bitume, coordination régionale) et les équipes à mobiliser.</w:t>
       </w:r>
     </w:p>
     <w:p>
@@ -511,7 +511,7 @@
         <w:t xml:space="preserve">J+15 — Premier livrable utile : </w:t>
       </w:r>
       <w:r>
-        <w:t xml:space="preserve">calibrer un premier assistant Helpdesk ou un kit de reporting sur les données réelles de la SMB.</w:t>
+        <w:t xml:space="preserve">calibrer un premier assistant Helpdesk ou un kit de suivi qualité sur les données réelles de la SMB.</w:t>
       </w:r>
     </w:p>
     <w:p>
@@ -1337,7 +1337,7 @@
           <w:sz w:val="18"/>
           <w:szCs w:val="18"/>
         </w:rPr>
-        <w:t xml:space="preserve">FAMILLE — PRODUCTION ET QUALITÉ</w:t>
+        <w:t xml:space="preserve">FAMILLE — PRODUCTION, QUALITÉ ET LOGISTIQUE</w:t>
       </w:r>
     </w:p>
     <w:p>
@@ -1352,7 +1352,7 @@
           <w:sz w:val="22"/>
           <w:szCs w:val="22"/>
         </w:rPr>
-        <w:t xml:space="preserve">Reporting Production Automatisé</w:t>
+        <w:t xml:space="preserve">Suivi Qualité et Production du Bitume avec l'IA</w:t>
       </w:r>
     </w:p>
     <w:tbl>
@@ -1423,7 +1423,7 @@
                 <w:sz w:val="18"/>
                 <w:szCs w:val="18"/>
               </w:rPr>
-              <w:t xml:space="preserve">Production, contrôle de gestion, direction industrielle</w:t>
+              <w:t xml:space="preserve">Production, contrôle qualité, distillation</w:t>
             </w:r>
           </w:p>
         </w:tc>
@@ -1480,7 +1480,7 @@
                 <w:sz w:val="18"/>
                 <w:szCs w:val="18"/>
               </w:rPr>
-              <w:t xml:space="preserve">Accélérer la production des synthèses et commentaires de KPI industriels</w:t>
+              <w:t xml:space="preserve">Mieux consolider les relevés de distillation et les signaux de qualité</w:t>
             </w:r>
           </w:p>
         </w:tc>
@@ -1537,7 +1537,7 @@
                 <w:sz w:val="18"/>
                 <w:szCs w:val="18"/>
               </w:rPr>
-              <w:t xml:space="preserve">Disposer d'exemples de reporting existants ; aucun prérequis technique avancé</w:t>
+              <w:t xml:space="preserve">Connaître les procédures qualité en vigueur ; aucun prérequis technique avancé</w:t>
             </w:r>
           </w:p>
         </w:tc>
@@ -1594,7 +1594,7 @@
                 <w:sz w:val="18"/>
                 <w:szCs w:val="18"/>
               </w:rPr>
-              <w:t xml:space="preserve">Dashboard type ; trame de commentaire automatisée</w:t>
+              <w:t xml:space="preserve">Grille de lecture des signaux faibles ; checklist de suivi qualité</w:t>
             </w:r>
           </w:p>
         </w:tc>
@@ -1708,7 +1708,7 @@
                 <w:sz w:val="18"/>
                 <w:szCs w:val="18"/>
               </w:rPr>
-              <w:t xml:space="preserve">Répond à l'irritant « KPI industriels peu racontés » identifié plus haut.</w:t>
+              <w:t xml:space="preserve">Répond directement à l'irritant « qualité et production du bitume » identifié plus haut.</w:t>
             </w:r>
           </w:p>
         </w:tc>
@@ -1727,7 +1727,7 @@
           <w:sz w:val="22"/>
           <w:szCs w:val="22"/>
         </w:rPr>
-        <w:t xml:space="preserve">Qualité Augmentée par l'IA</w:t>
+        <w:t xml:space="preserve">Coordination Logistique Régionale avec l'IA</w:t>
       </w:r>
     </w:p>
     <w:tbl>
@@ -1798,7 +1798,7 @@
                 <w:sz w:val="18"/>
                 <w:szCs w:val="18"/>
               </w:rPr>
-              <w:t xml:space="preserve">Qualité, production, HSE</w:t>
+              <w:t xml:space="preserve">Logistique, transit, douane</w:t>
             </w:r>
           </w:p>
         </w:tc>
@@ -1855,7 +1855,7 @@
                 <w:sz w:val="18"/>
                 <w:szCs w:val="18"/>
               </w:rPr>
-              <w:t xml:space="preserve">Mieux consolider les remontées terrain et signaux de vigilance qualité</w:t>
+              <w:t xml:space="preserve">Fluidifier le suivi documentaire sur les marchés Côte d'Ivoire, Mali, Burkina Faso, Niger</w:t>
             </w:r>
           </w:p>
         </w:tc>
@@ -1912,7 +1912,7 @@
                 <w:sz w:val="18"/>
                 <w:szCs w:val="18"/>
               </w:rPr>
-              <w:t xml:space="preserve">Connaître les procédures qualité en vigueur ; aucun prérequis technique avancé</w:t>
+              <w:t xml:space="preserve">Aucun prérequis technique avancé</w:t>
             </w:r>
           </w:p>
         </w:tc>
@@ -1969,7 +1969,7 @@
                 <w:sz w:val="18"/>
                 <w:szCs w:val="18"/>
               </w:rPr>
-              <w:t xml:space="preserve">Grille de lecture des signaux faibles ; checklist de suivi qualité</w:t>
+              <w:t xml:space="preserve">Trames de suivi documentaire multi-pays ; checklist douane</w:t>
             </w:r>
           </w:p>
         </w:tc>
@@ -2083,7 +2083,7 @@
                 <w:sz w:val="18"/>
                 <w:szCs w:val="18"/>
               </w:rPr>
-              <w:t xml:space="preserve">Répond à l'irritant « qualité et incidents dispersés » identifié plus haut.</w:t>
+              <w:t xml:space="preserve">Répond à l'irritant « coordination logistique régionale » identifié plus haut.</w:t>
             </w:r>
           </w:p>
         </w:tc>
@@ -2102,7 +2102,7 @@
           <w:sz w:val="18"/>
           <w:szCs w:val="18"/>
         </w:rPr>
-        <w:t xml:space="preserve">FAMILLE — DIRECTION ET PILOTAGE</w:t>
+        <w:t xml:space="preserve">FAMILLE — DIRECTION ET COMMUNICATION FINANCIÈRE</w:t>
       </w:r>
     </w:p>
     <w:p>
@@ -2492,7 +2492,7 @@
           <w:sz w:val="22"/>
           <w:szCs w:val="22"/>
         </w:rPr>
-        <w:t xml:space="preserve">Optimisation des Processus Métier avec l'IA</w:t>
+        <w:t xml:space="preserve">Reporting Financier et Communication BRVM avec l'IA</w:t>
       </w:r>
     </w:p>
     <w:tbl>
@@ -2563,7 +2563,7 @@
                 <w:sz w:val="18"/>
                 <w:szCs w:val="18"/>
               </w:rPr>
-              <w:t xml:space="preserve">Production, opérations, fonctions support</w:t>
+              <w:t xml:space="preserve">Finance, communication financière, direction générale</w:t>
             </w:r>
           </w:p>
         </w:tc>
@@ -2620,7 +2620,7 @@
                 <w:sz w:val="18"/>
                 <w:szCs w:val="18"/>
               </w:rPr>
-              <w:t xml:space="preserve">Harmoniser les procédures et standards de travail entre sites</w:t>
+              <w:t xml:space="preserve">Accélérer la préparation des synthèses financières et notes aux actionnaires</w:t>
             </w:r>
           </w:p>
         </w:tc>
@@ -2677,7 +2677,7 @@
                 <w:sz w:val="18"/>
                 <w:szCs w:val="18"/>
               </w:rPr>
-              <w:t xml:space="preserve">Connaître les processus concernés ; aucun prérequis technique avancé</w:t>
+              <w:t xml:space="preserve">Disposer d'exemples de communications financières existantes ; aucun prérequis technique avancé</w:t>
             </w:r>
           </w:p>
         </w:tc>
@@ -2734,7 +2734,7 @@
                 <w:sz w:val="18"/>
                 <w:szCs w:val="18"/>
               </w:rPr>
-              <w:t xml:space="preserve">Trames de procédures type ; checklist d'harmonisation</w:t>
+              <w:t xml:space="preserve">Trames de notes financières ; checklist de conformité BRVM</w:t>
             </w:r>
           </w:p>
         </w:tc>
@@ -2848,7 +2848,7 @@
                 <w:sz w:val="18"/>
                 <w:szCs w:val="18"/>
               </w:rPr>
-              <w:t xml:space="preserve">Répond à l'irritant « procédures et supports hétérogènes » identifié plus haut.</w:t>
+              <w:t xml:space="preserve">Répond à l'irritant « communication financière » propre à une société cotée.</w:t>
             </w:r>
           </w:p>
         </w:tc>
@@ -2886,7 +2886,7 @@
         <w:spacing w:after="60"/>
       </w:pPr>
       <w:r>
-        <w:t xml:space="preserve">Premier assistant Helpdesk ou kit de reporting calibré sur les données réelles de la SMB.</w:t>
+        <w:t xml:space="preserve">Premier assistant Helpdesk ou kit de suivi qualité calibré sur les données réelles de la SMB.</w:t>
       </w:r>
     </w:p>
     <w:p>
@@ -2899,7 +2899,7 @@
         <w:spacing w:after="60"/>
       </w:pPr>
       <w:r>
-        <w:t xml:space="preserve">Supports de formation contextualisés aux processus IT et production de la SMB.</w:t>
+        <w:t xml:space="preserve">Supports de formation contextualisés aux processus IT, production et logistique régionale de la SMB.</w:t>
       </w:r>
     </w:p>
     <w:p>
@@ -2912,7 +2912,7 @@
         <w:spacing w:after="60"/>
       </w:pPr>
       <w:r>
-        <w:t xml:space="preserve">Trames, prompts, checklists réutilisables (escalade, reporting, suivi qualité).</w:t>
+        <w:t xml:space="preserve">Trames, prompts, checklists réutilisables (escalade, suivi qualité, documentation douane).</w:t>
       </w:r>
     </w:p>
     <w:p>
@@ -2954,7 +2954,7 @@
         <w:spacing w:after="120"/>
       </w:pPr>
       <w:r>
-        <w:t xml:space="preserve">Compte tenu de la nature industrielle des systèmes et des données de production de la SMB, ce volet est non négociable :</w:t>
+        <w:t xml:space="preserve">Compte tenu de la nature industrielle et du statut de société cotée de la SMB, ce volet est non négociable :</w:t>
       </w:r>
     </w:p>
     <w:p>
@@ -2967,7 +2967,7 @@
         <w:spacing w:after="60"/>
       </w:pPr>
       <w:r>
-        <w:t xml:space="preserve">Les données techniques, opérationnelles et documents internes restent sous supervision humaine systématique.</w:t>
+        <w:t xml:space="preserve">Les données techniques, opérationnelles et financières restent sous supervision humaine systématique.</w:t>
       </w:r>
     </w:p>
     <w:p>
@@ -2980,7 +2980,7 @@
         <w:spacing w:after="60"/>
       </w:pPr>
       <w:r>
-        <w:t xml:space="preserve">Toute alerte qualité ou de sécurité générée par l'IA fait l'objet d'une revue humaine avant action.</w:t>
+        <w:t xml:space="preserve">Toute alerte qualité ou communication financière générée par l'IA fait l'objet d'une revue humaine avant diffusion.</w:t>
       </w:r>
     </w:p>
     <w:p>
@@ -3006,7 +3006,7 @@
         <w:spacing w:after="60"/>
       </w:pPr>
       <w:r>
-        <w:t xml:space="preserve">Le cadre d'usage est documenté et validé par les responsables métier identifiés (DSI, production, qualité).</w:t>
+        <w:t xml:space="preserve">Le cadre d'usage est documenté et validé par les responsables métier identifiés (DSI, production, finance).</w:t>
       </w:r>
     </w:p>
     <w:p>
